--- a/Templates/FullCaseTemplate.docx
+++ b/Templates/FullCaseTemplate.docx
@@ -815,7 +815,7 @@
                 <w:szCs w:val="17"/>
                 <w:rtl/>
               </w:rPr>
-              <w:t>نوع برگه مهاجرت</w:t>
+              <w:t xml:space="preserve">تعداد اسناد پرونده</w:t>
             </w:r>
           </w:p>
         </w:tc>
@@ -835,7 +835,7 @@
                 <w:szCs w:val="19"/>
                 <w:rtl/>
               </w:rPr>
-              <w:t>{{MigrationCardType}}</w:t>
+              <w:t xml:space="preserve">{{DocsCount}}</w:t>
             </w:r>
           </w:p>
         </w:tc>
@@ -855,7 +855,7 @@
                 <w:szCs w:val="17"/>
                 <w:rtl/>
               </w:rPr>
-              <w:t>تعداد اسناد پرونده</w:t>
+              <w:t xml:space="preserve"/>
             </w:r>
           </w:p>
         </w:tc>
@@ -874,7 +874,7 @@
                 <w:sz w:val="19"/>
                 <w:szCs w:val="19"/>
               </w:rPr>
-              <w:t>{{</w:t>
+              <w:t xml:space="preserve"/>
             </w:r>
             <w:proofErr w:type="spellStart"/>
             <w:r>
@@ -883,7 +883,7 @@
                 <w:sz w:val="19"/>
                 <w:szCs w:val="19"/>
               </w:rPr>
-              <w:t>DocsCount</w:t>
+              <w:t xml:space="preserve"/>
             </w:r>
             <w:proofErr w:type="spellEnd"/>
             <w:r>
@@ -892,7 +892,7 @@
                 <w:sz w:val="19"/>
                 <w:szCs w:val="19"/>
               </w:rPr>
-              <w:t>}}</w:t>
+              <w:t xml:space="preserve"/>
             </w:r>
           </w:p>
         </w:tc>
@@ -2042,6 +2042,92 @@
                 <w:szCs w:val="17"/>
                 <w:rtl/>
               </w:rPr>
+              <w:t xml:space="preserve">نوع برگه مهاجرت</w:t>
+            </w:r>
+          </w:p>
+        </w:tc>
+        <w:tc>
+          <w:tcPr>
+            <w:tcW w:w="3423" w:type="dxa"/>
+            <w:vAlign w:val="center"/>
+          </w:tcPr>
+          <w:p>
+            <w:pPr>
+              <w:spacing w:line="228" w:lineRule="auto"/>
+            </w:pPr>
+            <w:r>
+              <w:rPr>
+                <w:color w:val="1A202C"/>
+                <w:sz w:val="19"/>
+                <w:szCs w:val="19"/>
+                <w:rtl/>
+              </w:rPr>
+              <w:t xml:space="preserve">{{MigrationCardType}}</w:t>
+            </w:r>
+          </w:p>
+        </w:tc>
+        <w:tc>
+          <w:tcPr>
+            <w:tcW w:w="1850" w:type="dxa"/>
+            <w:vAlign w:val="center"/>
+          </w:tcPr>
+          <w:p>
+            <w:pPr>
+              <w:spacing w:line="228" w:lineRule="auto"/>
+            </w:pPr>
+            <w:r>
+              <w:rPr>
+                <w:color w:val="8494A7"/>
+                <w:sz w:val="17"/>
+                <w:szCs w:val="17"/>
+                <w:rtl/>
+              </w:rPr>
+              <w:t xml:space="preserve"/>
+            </w:r>
+          </w:p>
+        </w:tc>
+        <w:tc>
+          <w:tcPr>
+            <w:tcW w:w="3423" w:type="dxa"/>
+            <w:vAlign w:val="center"/>
+          </w:tcPr>
+          <w:p>
+            <w:pPr>
+              <w:spacing w:line="228" w:lineRule="auto"/>
+            </w:pPr>
+            <w:r>
+              <w:rPr>
+                <w:color w:val="1A202C"/>
+                <w:sz w:val="19"/>
+                <w:szCs w:val="19"/>
+                <w:rtl/>
+              </w:rPr>
+              <w:t xml:space="preserve"/>
+            </w:r>
+          </w:p>
+        </w:tc>
+      </w:tr>
+      <w:tr>
+        <w:trPr>
+          <w:cantSplit/>
+          <w:trHeight w:val="250"/>
+        </w:trPr>
+        <w:tc>
+          <w:tcPr>
+            <w:tcW w:w="1850" w:type="dxa"/>
+            <w:vAlign w:val="center"/>
+          </w:tcPr>
+          <w:p>
+            <w:pPr>
+              <w:spacing w:line="228" w:lineRule="auto"/>
+            </w:pPr>
+            <w:r>
+              <w:rPr>
+                <w:color w:val="8494A7"/>
+                <w:sz w:val="17"/>
+                <w:szCs w:val="17"/>
+                <w:rtl/>
+              </w:rPr>
               <w:t>نوع معلولیت</w:t>
             </w:r>
           </w:p>
@@ -2103,6 +2189,780 @@
                 <w:rtl/>
               </w:rPr>
               <w:t>{{DisabilityDegree}}</w:t>
+            </w:r>
+          </w:p>
+        </w:tc>
+      </w:tr>
+      <w:tr>
+        <w:trPr>
+          <w:cantSplit/>
+          <w:trHeight w:val="250"/>
+        </w:trPr>
+        <w:tc>
+          <w:tcPr>
+            <w:tcW w:w="1850" w:type="dxa"/>
+            <w:vAlign w:val="center"/>
+          </w:tcPr>
+          <w:p>
+            <w:pPr>
+              <w:spacing w:line="228" w:lineRule="auto"/>
+            </w:pPr>
+            <w:r>
+              <w:rPr>
+                <w:color w:val="8494A7"/>
+                <w:sz w:val="17"/>
+                <w:szCs w:val="17"/>
+                <w:rtl/>
+              </w:rPr>
+              <w:t xml:space="preserve">دلیل معلولیت</w:t>
+            </w:r>
+          </w:p>
+        </w:tc>
+        <w:tc>
+          <w:tcPr>
+            <w:tcW w:w="3423" w:type="dxa"/>
+            <w:vAlign w:val="center"/>
+          </w:tcPr>
+          <w:p>
+            <w:pPr>
+              <w:spacing w:line="228" w:lineRule="auto"/>
+            </w:pPr>
+            <w:r>
+              <w:rPr>
+                <w:color w:val="1A202C"/>
+                <w:sz w:val="19"/>
+                <w:szCs w:val="19"/>
+                <w:rtl/>
+              </w:rPr>
+              <w:t xml:space="preserve">{{DisabilityCause}}</w:t>
+            </w:r>
+          </w:p>
+        </w:tc>
+        <w:tc>
+          <w:tcPr>
+            <w:tcW w:w="1850" w:type="dxa"/>
+            <w:vAlign w:val="center"/>
+          </w:tcPr>
+          <w:p>
+            <w:pPr>
+              <w:spacing w:line="228" w:lineRule="auto"/>
+            </w:pPr>
+            <w:r>
+              <w:rPr>
+                <w:color w:val="8494A7"/>
+                <w:sz w:val="17"/>
+                <w:szCs w:val="17"/>
+                <w:rtl/>
+              </w:rPr>
+              <w:t xml:space="preserve">شرح معلولیت</w:t>
+            </w:r>
+          </w:p>
+        </w:tc>
+        <w:tc>
+          <w:tcPr>
+            <w:tcW w:w="3423" w:type="dxa"/>
+            <w:vAlign w:val="center"/>
+          </w:tcPr>
+          <w:p>
+            <w:pPr>
+              <w:spacing w:line="228" w:lineRule="auto"/>
+            </w:pPr>
+            <w:r>
+              <w:rPr>
+                <w:color w:val="1A202C"/>
+                <w:sz w:val="19"/>
+                <w:szCs w:val="19"/>
+                <w:rtl/>
+              </w:rPr>
+              <w:t xml:space="preserve">{{DisabilityDescription}}</w:t>
+            </w:r>
+          </w:p>
+        </w:tc>
+      </w:tr>
+      <w:tr>
+        <w:trPr>
+          <w:cantSplit/>
+          <w:trHeight w:val="250"/>
+        </w:trPr>
+        <w:tc>
+          <w:tcPr>
+            <w:tcW w:w="1850" w:type="dxa"/>
+            <w:vAlign w:val="center"/>
+          </w:tcPr>
+          <w:p>
+            <w:pPr>
+              <w:spacing w:line="228" w:lineRule="auto"/>
+            </w:pPr>
+            <w:r>
+              <w:rPr>
+                <w:color w:val="8494A7"/>
+                <w:sz w:val="17"/>
+                <w:szCs w:val="17"/>
+                <w:rtl/>
+              </w:rPr>
+              <w:t xml:space="preserve">نیازهای خاص</w:t>
+            </w:r>
+          </w:p>
+        </w:tc>
+        <w:tc>
+          <w:tcPr>
+            <w:tcW w:w="3423" w:type="dxa"/>
+            <w:vAlign w:val="center"/>
+          </w:tcPr>
+          <w:p>
+            <w:pPr>
+              <w:spacing w:line="228" w:lineRule="auto"/>
+            </w:pPr>
+            <w:r>
+              <w:rPr>
+                <w:color w:val="1A202C"/>
+                <w:sz w:val="19"/>
+                <w:szCs w:val="19"/>
+                <w:rtl/>
+              </w:rPr>
+              <w:t xml:space="preserve">{{SpecialNeeds}}</w:t>
+            </w:r>
+          </w:p>
+        </w:tc>
+        <w:tc>
+          <w:tcPr>
+            <w:tcW w:w="1850" w:type="dxa"/>
+            <w:vAlign w:val="center"/>
+          </w:tcPr>
+          <w:p>
+            <w:pPr>
+              <w:spacing w:line="228" w:lineRule="auto"/>
+            </w:pPr>
+            <w:r>
+              <w:rPr>
+                <w:color w:val="8494A7"/>
+                <w:sz w:val="17"/>
+                <w:szCs w:val="17"/>
+                <w:rtl/>
+              </w:rPr>
+              <w:t xml:space="preserve">وضعیت کارت معلولیت</w:t>
+            </w:r>
+          </w:p>
+        </w:tc>
+        <w:tc>
+          <w:tcPr>
+            <w:tcW w:w="3423" w:type="dxa"/>
+            <w:vAlign w:val="center"/>
+          </w:tcPr>
+          <w:p>
+            <w:pPr>
+              <w:spacing w:line="228" w:lineRule="auto"/>
+            </w:pPr>
+            <w:r>
+              <w:rPr>
+                <w:color w:val="1A202C"/>
+                <w:sz w:val="19"/>
+                <w:szCs w:val="19"/>
+                <w:rtl/>
+              </w:rPr>
+              <w:t xml:space="preserve">{{DisabilityCardStatus}}</w:t>
+            </w:r>
+          </w:p>
+        </w:tc>
+      </w:tr>
+      <w:tr>
+        <w:trPr>
+          <w:cantSplit/>
+          <w:trHeight w:val="250"/>
+        </w:trPr>
+        <w:tc>
+          <w:tcPr>
+            <w:tcW w:w="1850" w:type="dxa"/>
+            <w:vAlign w:val="center"/>
+          </w:tcPr>
+          <w:p>
+            <w:pPr>
+              <w:spacing w:line="228" w:lineRule="auto"/>
+            </w:pPr>
+            <w:r>
+              <w:rPr>
+                <w:color w:val="8494A7"/>
+                <w:sz w:val="17"/>
+                <w:szCs w:val="17"/>
+                <w:rtl/>
+              </w:rPr>
+              <w:t xml:space="preserve">شماره کارت معلولیت</w:t>
+            </w:r>
+          </w:p>
+        </w:tc>
+        <w:tc>
+          <w:tcPr>
+            <w:tcW w:w="3423" w:type="dxa"/>
+            <w:vAlign w:val="center"/>
+          </w:tcPr>
+          <w:p>
+            <w:pPr>
+              <w:spacing w:line="228" w:lineRule="auto"/>
+            </w:pPr>
+            <w:r>
+              <w:rPr>
+                <w:color w:val="1A202C"/>
+                <w:sz w:val="19"/>
+                <w:szCs w:val="19"/>
+                <w:rtl/>
+              </w:rPr>
+              <w:t xml:space="preserve">{{DisabilityCardNumber}}</w:t>
+            </w:r>
+          </w:p>
+        </w:tc>
+        <w:tc>
+          <w:tcPr>
+            <w:tcW w:w="1850" w:type="dxa"/>
+            <w:vAlign w:val="center"/>
+          </w:tcPr>
+          <w:p>
+            <w:pPr>
+              <w:spacing w:line="228" w:lineRule="auto"/>
+            </w:pPr>
+            <w:r>
+              <w:rPr>
+                <w:color w:val="8494A7"/>
+                <w:sz w:val="17"/>
+                <w:szCs w:val="17"/>
+                <w:rtl/>
+              </w:rPr>
+              <w:t xml:space="preserve">صادرکننده کارت</w:t>
+            </w:r>
+          </w:p>
+        </w:tc>
+        <w:tc>
+          <w:tcPr>
+            <w:tcW w:w="3423" w:type="dxa"/>
+            <w:vAlign w:val="center"/>
+          </w:tcPr>
+          <w:p>
+            <w:pPr>
+              <w:spacing w:line="228" w:lineRule="auto"/>
+            </w:pPr>
+            <w:r>
+              <w:rPr>
+                <w:color w:val="1A202C"/>
+                <w:sz w:val="19"/>
+                <w:szCs w:val="19"/>
+                <w:rtl/>
+              </w:rPr>
+              <w:t xml:space="preserve">{{DisabilityCardIssuer}}</w:t>
+            </w:r>
+          </w:p>
+        </w:tc>
+      </w:tr>
+      <w:tr>
+        <w:trPr>
+          <w:cantSplit/>
+          <w:trHeight w:val="250"/>
+        </w:trPr>
+        <w:tc>
+          <w:tcPr>
+            <w:tcW w:w="1850" w:type="dxa"/>
+            <w:vAlign w:val="center"/>
+          </w:tcPr>
+          <w:p>
+            <w:pPr>
+              <w:spacing w:line="228" w:lineRule="auto"/>
+            </w:pPr>
+            <w:r>
+              <w:rPr>
+                <w:color w:val="8494A7"/>
+                <w:sz w:val="17"/>
+                <w:szCs w:val="17"/>
+                <w:rtl/>
+              </w:rPr>
+              <w:t xml:space="preserve">تاریخ صدور کارت</w:t>
+            </w:r>
+          </w:p>
+        </w:tc>
+        <w:tc>
+          <w:tcPr>
+            <w:tcW w:w="3423" w:type="dxa"/>
+            <w:vAlign w:val="center"/>
+          </w:tcPr>
+          <w:p>
+            <w:pPr>
+              <w:spacing w:line="228" w:lineRule="auto"/>
+            </w:pPr>
+            <w:r>
+              <w:rPr>
+                <w:color w:val="1A202C"/>
+                <w:sz w:val="19"/>
+                <w:szCs w:val="19"/>
+                <w:rtl/>
+              </w:rPr>
+              <w:t xml:space="preserve">{{DisabilityIssueDate}}</w:t>
+            </w:r>
+          </w:p>
+        </w:tc>
+        <w:tc>
+          <w:tcPr>
+            <w:tcW w:w="1850" w:type="dxa"/>
+            <w:vAlign w:val="center"/>
+          </w:tcPr>
+          <w:p>
+            <w:pPr>
+              <w:spacing w:line="228" w:lineRule="auto"/>
+            </w:pPr>
+            <w:r>
+              <w:rPr>
+                <w:color w:val="8494A7"/>
+                <w:sz w:val="17"/>
+                <w:szCs w:val="17"/>
+                <w:rtl/>
+              </w:rPr>
+              <w:t xml:space="preserve">تاریخ انقضای کارت</w:t>
+            </w:r>
+          </w:p>
+        </w:tc>
+        <w:tc>
+          <w:tcPr>
+            <w:tcW w:w="3423" w:type="dxa"/>
+            <w:vAlign w:val="center"/>
+          </w:tcPr>
+          <w:p>
+            <w:pPr>
+              <w:spacing w:line="228" w:lineRule="auto"/>
+            </w:pPr>
+            <w:r>
+              <w:rPr>
+                <w:color w:val="1A202C"/>
+                <w:sz w:val="19"/>
+                <w:szCs w:val="19"/>
+                <w:rtl/>
+              </w:rPr>
+              <w:t xml:space="preserve">{{DisabilityExpiryDate}}</w:t>
+            </w:r>
+          </w:p>
+        </w:tc>
+      </w:tr>
+      <w:tr>
+        <w:trPr>
+          <w:cantSplit/>
+          <w:trHeight w:val="250"/>
+        </w:trPr>
+        <w:tc>
+          <w:tcPr>
+            <w:tcW w:w="1850" w:type="dxa"/>
+            <w:vAlign w:val="center"/>
+          </w:tcPr>
+          <w:p>
+            <w:pPr>
+              <w:spacing w:line="228" w:lineRule="auto"/>
+            </w:pPr>
+            <w:r>
+              <w:rPr>
+                <w:color w:val="8494A7"/>
+                <w:sz w:val="17"/>
+                <w:szCs w:val="17"/>
+                <w:rtl/>
+              </w:rPr>
+              <w:t xml:space="preserve">یادداشت معلولیت</w:t>
+            </w:r>
+          </w:p>
+        </w:tc>
+        <w:tc>
+          <w:tcPr>
+            <w:tcW w:w="3423" w:type="dxa"/>
+            <w:vAlign w:val="center"/>
+          </w:tcPr>
+          <w:p>
+            <w:pPr>
+              <w:spacing w:line="228" w:lineRule="auto"/>
+            </w:pPr>
+            <w:r>
+              <w:rPr>
+                <w:color w:val="1A202C"/>
+                <w:sz w:val="19"/>
+                <w:szCs w:val="19"/>
+                <w:rtl/>
+              </w:rPr>
+              <w:t xml:space="preserve">{{DisabilityNotes}}</w:t>
+            </w:r>
+          </w:p>
+        </w:tc>
+        <w:tc>
+          <w:tcPr>
+            <w:tcW w:w="1850" w:type="dxa"/>
+            <w:vAlign w:val="center"/>
+          </w:tcPr>
+          <w:p>
+            <w:pPr>
+              <w:spacing w:line="228" w:lineRule="auto"/>
+            </w:pPr>
+            <w:r>
+              <w:rPr>
+                <w:color w:val="8494A7"/>
+                <w:sz w:val="17"/>
+                <w:szCs w:val="17"/>
+                <w:rtl/>
+              </w:rPr>
+              <w:t xml:space="preserve"/>
+            </w:r>
+          </w:p>
+        </w:tc>
+        <w:tc>
+          <w:tcPr>
+            <w:tcW w:w="3423" w:type="dxa"/>
+            <w:vAlign w:val="center"/>
+          </w:tcPr>
+          <w:p>
+            <w:pPr>
+              <w:spacing w:line="228" w:lineRule="auto"/>
+            </w:pPr>
+            <w:r>
+              <w:rPr>
+                <w:color w:val="1A202C"/>
+                <w:sz w:val="19"/>
+                <w:szCs w:val="19"/>
+                <w:rtl/>
+              </w:rPr>
+              <w:t xml:space="preserve"/>
+            </w:r>
+          </w:p>
+        </w:tc>
+      </w:tr>
+      <w:tr>
+        <w:trPr>
+          <w:cantSplit/>
+          <w:trHeight w:val="250"/>
+        </w:trPr>
+        <w:tc>
+          <w:tcPr>
+            <w:tcW w:w="1850" w:type="dxa"/>
+            <w:vAlign w:val="center"/>
+          </w:tcPr>
+          <w:p>
+            <w:pPr>
+              <w:spacing w:line="228" w:lineRule="auto"/>
+            </w:pPr>
+            <w:r>
+              <w:rPr>
+                <w:color w:val="8494A7"/>
+                <w:sz w:val="17"/>
+                <w:szCs w:val="17"/>
+                <w:rtl/>
+              </w:rPr>
+              <w:t xml:space="preserve">درصد تکمیل</w:t>
+            </w:r>
+          </w:p>
+        </w:tc>
+        <w:tc>
+          <w:tcPr>
+            <w:tcW w:w="3423" w:type="dxa"/>
+            <w:vAlign w:val="center"/>
+          </w:tcPr>
+          <w:p>
+            <w:pPr>
+              <w:spacing w:line="228" w:lineRule="auto"/>
+            </w:pPr>
+            <w:r>
+              <w:rPr>
+                <w:color w:val="1A202C"/>
+                <w:sz w:val="19"/>
+                <w:szCs w:val="19"/>
+                <w:rtl/>
+              </w:rPr>
+              <w:t xml:space="preserve">{{CompletionPercent}}</w:t>
+            </w:r>
+          </w:p>
+        </w:tc>
+        <w:tc>
+          <w:tcPr>
+            <w:tcW w:w="1850" w:type="dxa"/>
+            <w:vAlign w:val="center"/>
+          </w:tcPr>
+          <w:p>
+            <w:pPr>
+              <w:spacing w:line="228" w:lineRule="auto"/>
+            </w:pPr>
+            <w:r>
+              <w:rPr>
+                <w:color w:val="8494A7"/>
+                <w:sz w:val="17"/>
+                <w:szCs w:val="17"/>
+                <w:rtl/>
+              </w:rPr>
+              <w:t xml:space="preserve">وضعیت تکمیل</w:t>
+            </w:r>
+          </w:p>
+        </w:tc>
+        <w:tc>
+          <w:tcPr>
+            <w:tcW w:w="3423" w:type="dxa"/>
+            <w:vAlign w:val="center"/>
+          </w:tcPr>
+          <w:p>
+            <w:pPr>
+              <w:spacing w:line="228" w:lineRule="auto"/>
+            </w:pPr>
+            <w:r>
+              <w:rPr>
+                <w:color w:val="1A202C"/>
+                <w:sz w:val="19"/>
+                <w:szCs w:val="19"/>
+                <w:rtl/>
+              </w:rPr>
+              <w:t xml:space="preserve">{{CompletionStatus}}</w:t>
+            </w:r>
+          </w:p>
+        </w:tc>
+      </w:tr>
+      <w:tr>
+        <w:trPr>
+          <w:cantSplit/>
+          <w:trHeight w:val="250"/>
+        </w:trPr>
+        <w:tc>
+          <w:tcPr>
+            <w:tcW w:w="1850" w:type="dxa"/>
+            <w:vAlign w:val="center"/>
+          </w:tcPr>
+          <w:p>
+            <w:pPr>
+              <w:spacing w:line="228" w:lineRule="auto"/>
+            </w:pPr>
+            <w:r>
+              <w:rPr>
+                <w:color w:val="8494A7"/>
+                <w:sz w:val="17"/>
+                <w:szCs w:val="17"/>
+                <w:rtl/>
+              </w:rPr>
+              <w:t xml:space="preserve">امتیاز آسیب‌پذیری</w:t>
+            </w:r>
+          </w:p>
+        </w:tc>
+        <w:tc>
+          <w:tcPr>
+            <w:tcW w:w="3423" w:type="dxa"/>
+            <w:vAlign w:val="center"/>
+          </w:tcPr>
+          <w:p>
+            <w:pPr>
+              <w:spacing w:line="228" w:lineRule="auto"/>
+            </w:pPr>
+            <w:r>
+              <w:rPr>
+                <w:color w:val="1A202C"/>
+                <w:sz w:val="19"/>
+                <w:szCs w:val="19"/>
+                <w:rtl/>
+              </w:rPr>
+              <w:t xml:space="preserve">{{VulnerabilityScore}}</w:t>
+            </w:r>
+          </w:p>
+        </w:tc>
+        <w:tc>
+          <w:tcPr>
+            <w:tcW w:w="1850" w:type="dxa"/>
+            <w:vAlign w:val="center"/>
+          </w:tcPr>
+          <w:p>
+            <w:pPr>
+              <w:spacing w:line="228" w:lineRule="auto"/>
+            </w:pPr>
+            <w:r>
+              <w:rPr>
+                <w:color w:val="8494A7"/>
+                <w:sz w:val="17"/>
+                <w:szCs w:val="17"/>
+                <w:rtl/>
+              </w:rPr>
+              <w:t xml:space="preserve">سطح آسیب‌پذیری</w:t>
+            </w:r>
+          </w:p>
+        </w:tc>
+        <w:tc>
+          <w:tcPr>
+            <w:tcW w:w="3423" w:type="dxa"/>
+            <w:vAlign w:val="center"/>
+          </w:tcPr>
+          <w:p>
+            <w:pPr>
+              <w:spacing w:line="228" w:lineRule="auto"/>
+            </w:pPr>
+            <w:r>
+              <w:rPr>
+                <w:color w:val="1A202C"/>
+                <w:sz w:val="19"/>
+                <w:szCs w:val="19"/>
+                <w:rtl/>
+              </w:rPr>
+              <w:t xml:space="preserve">{{VulnerabilityBand}}</w:t>
+            </w:r>
+          </w:p>
+        </w:tc>
+      </w:tr>
+      <w:tr>
+        <w:trPr>
+          <w:cantSplit/>
+          <w:trHeight w:val="250"/>
+        </w:trPr>
+        <w:tc>
+          <w:tcPr>
+            <w:tcW w:w="1850" w:type="dxa"/>
+            <w:vAlign w:val="center"/>
+          </w:tcPr>
+          <w:p>
+            <w:pPr>
+              <w:spacing w:line="228" w:lineRule="auto"/>
+            </w:pPr>
+            <w:r>
+              <w:rPr>
+                <w:color w:val="8494A7"/>
+                <w:sz w:val="17"/>
+                <w:szCs w:val="17"/>
+                <w:rtl/>
+              </w:rPr>
+              <w:t xml:space="preserve">منابع مالی</w:t>
+            </w:r>
+          </w:p>
+        </w:tc>
+        <w:tc>
+          <w:tcPr>
+            <w:tcW w:w="3423" w:type="dxa"/>
+            <w:vAlign w:val="center"/>
+          </w:tcPr>
+          <w:p>
+            <w:pPr>
+              <w:spacing w:line="228" w:lineRule="auto"/>
+            </w:pPr>
+            <w:r>
+              <w:rPr>
+                <w:color w:val="1A202C"/>
+                <w:sz w:val="19"/>
+                <w:szCs w:val="19"/>
+                <w:rtl/>
+              </w:rPr>
+              <w:t xml:space="preserve">{{FundingSummary}}</w:t>
+            </w:r>
+          </w:p>
+        </w:tc>
+        <w:tc>
+          <w:tcPr>
+            <w:tcW w:w="1850" w:type="dxa"/>
+            <w:vAlign w:val="center"/>
+          </w:tcPr>
+          <w:p>
+            <w:pPr>
+              <w:spacing w:line="228" w:lineRule="auto"/>
+            </w:pPr>
+            <w:r>
+              <w:rPr>
+                <w:color w:val="8494A7"/>
+                <w:sz w:val="17"/>
+                <w:szCs w:val="17"/>
+                <w:rtl/>
+              </w:rPr>
+              <w:t xml:space="preserve">خیّرین</w:t>
+            </w:r>
+          </w:p>
+        </w:tc>
+        <w:tc>
+          <w:tcPr>
+            <w:tcW w:w="3423" w:type="dxa"/>
+            <w:vAlign w:val="center"/>
+          </w:tcPr>
+          <w:p>
+            <w:pPr>
+              <w:spacing w:line="228" w:lineRule="auto"/>
+            </w:pPr>
+            <w:r>
+              <w:rPr>
+                <w:color w:val="1A202C"/>
+                <w:sz w:val="19"/>
+                <w:szCs w:val="19"/>
+                <w:rtl/>
+              </w:rPr>
+              <w:t xml:space="preserve">{{SponsorSummary}}</w:t>
+            </w:r>
+          </w:p>
+        </w:tc>
+      </w:tr>
+      <w:tr>
+        <w:trPr>
+          <w:cantSplit/>
+          <w:trHeight w:val="250"/>
+        </w:trPr>
+        <w:tc>
+          <w:tcPr>
+            <w:tcW w:w="1850" w:type="dxa"/>
+            <w:vAlign w:val="center"/>
+          </w:tcPr>
+          <w:p>
+            <w:pPr>
+              <w:spacing w:line="228" w:lineRule="auto"/>
+            </w:pPr>
+            <w:r>
+              <w:rPr>
+                <w:color w:val="8494A7"/>
+                <w:sz w:val="17"/>
+                <w:szCs w:val="17"/>
+                <w:rtl/>
+              </w:rPr>
+              <w:t xml:space="preserve">اسناد تأییدشده</w:t>
+            </w:r>
+          </w:p>
+        </w:tc>
+        <w:tc>
+          <w:tcPr>
+            <w:tcW w:w="3423" w:type="dxa"/>
+            <w:vAlign w:val="center"/>
+          </w:tcPr>
+          <w:p>
+            <w:pPr>
+              <w:spacing w:line="228" w:lineRule="auto"/>
+            </w:pPr>
+            <w:r>
+              <w:rPr>
+                <w:color w:val="1A202C"/>
+                <w:sz w:val="19"/>
+                <w:szCs w:val="19"/>
+                <w:rtl/>
+              </w:rPr>
+              <w:t xml:space="preserve">{{VerifiedDocs}}</w:t>
+            </w:r>
+          </w:p>
+        </w:tc>
+        <w:tc>
+          <w:tcPr>
+            <w:tcW w:w="1850" w:type="dxa"/>
+            <w:vAlign w:val="center"/>
+          </w:tcPr>
+          <w:p>
+            <w:pPr>
+              <w:spacing w:line="228" w:lineRule="auto"/>
+            </w:pPr>
+            <w:r>
+              <w:rPr>
+                <w:color w:val="8494A7"/>
+                <w:sz w:val="17"/>
+                <w:szCs w:val="17"/>
+                <w:rtl/>
+              </w:rPr>
+              <w:t xml:space="preserve">تعداد بازدید میدانی</w:t>
+            </w:r>
+          </w:p>
+        </w:tc>
+        <w:tc>
+          <w:tcPr>
+            <w:tcW w:w="3423" w:type="dxa"/>
+            <w:vAlign w:val="center"/>
+          </w:tcPr>
+          <w:p>
+            <w:pPr>
+              <w:spacing w:line="228" w:lineRule="auto"/>
+            </w:pPr>
+            <w:r>
+              <w:rPr>
+                <w:color w:val="1A202C"/>
+                <w:sz w:val="19"/>
+                <w:szCs w:val="19"/>
+                <w:rtl/>
+              </w:rPr>
+              <w:t xml:space="preserve">{{FieldVisitCount}}</w:t>
             </w:r>
           </w:p>
         </w:tc>
@@ -2631,6 +3491,762 @@
                 <w:rtl/>
               </w:rPr>
               <w:t>{{FamilyPhoto}}</w:t>
+            </w:r>
+          </w:p>
+        </w:tc>
+      </w:tr>
+    </w:tbl>
+    <w:p>
+      <w:pPr>
+        <w:spacing w:line="64" w:lineRule="auto"/>
+      </w:pPr>
+    </w:p>
+    <w:tbl>
+      <w:tblPr>
+        <w:bidiVisual/>
+        <w:tblW w:w="10546" w:type="dxa"/>
+        <w:tblInd w:w="120" w:type="dxa"/>
+        <w:tblBorders>
+          <w:top w:val="single" w:sz="4" w:space="0" w:color="DDE3EA"/>
+          <w:left w:val="single" w:sz="4" w:space="0" w:color="DDE3EA"/>
+          <w:bottom w:val="single" w:sz="4" w:space="0" w:color="DDE3EA"/>
+          <w:right w:val="single" w:sz="4" w:space="0" w:color="DDE3EA"/>
+          <w:insideH w:val="single" w:sz="4" w:space="0" w:color="DDE3EA"/>
+        </w:tblBorders>
+        <w:tblLayout w:type="fixed"/>
+        <w:tblCellMar>
+          <w:top w:w="12" w:type="dxa"/>
+          <w:left w:w="120" w:type="dxa"/>
+          <w:bottom w:w="12" w:type="dxa"/>
+          <w:right w:w="120" w:type="dxa"/>
+        </w:tblCellMar>
+        <w:tblLook w:val="0000" w:firstRow="0" w:lastRow="0" w:firstColumn="0" w:lastColumn="0" w:noHBand="0" w:noVBand="0"/>
+      </w:tblPr>
+      <w:tblGrid>
+        <w:gridCol w:w="1850"/>
+        <w:gridCol w:w="3423"/>
+        <w:gridCol w:w="1850"/>
+        <w:gridCol w:w="3423"/>
+      </w:tblGrid>
+      <w:tr>
+        <w:trPr>
+          <w:cantSplit/>
+          <w:trHeight w:val="230"/>
+          <w:tblHeader/>
+        </w:trPr>
+        <w:tc>
+          <w:tcPr>
+            <w:tcW w:w="10546" w:type="dxa"/>
+            <w:gridSpan w:val="4"/>
+            <w:tcBorders>
+              <w:bottom w:val="single" w:sz="10" w:space="0" w:color="1F3A56"/>
+            </w:tcBorders>
+            <w:shd w:val="clear" w:color="auto" w:fill="F2F5F8"/>
+            <w:vAlign w:val="center"/>
+          </w:tcPr>
+          <w:p>
+            <w:pPr>
+              <w:spacing w:before="30" w:after="30" w:line="228" w:lineRule="auto"/>
+            </w:pPr>
+            <w:r>
+              <w:rPr>
+                <w:b/>
+                <w:bCs/>
+                <w:color w:val="1F3A56"/>
+                <w:spacing w:val="10"/>
+                <w:sz w:val="19"/>
+                <w:szCs w:val="19"/>
+                <w:rtl/>
+              </w:rPr>
+              <w:t>نمایندهٔ قانونی</w:t>
+            </w:r>
+          </w:p>
+        </w:tc>
+      </w:tr>
+      <w:tr>
+        <w:trPr>
+          <w:cantSplit/>
+          <w:trHeight w:val="250"/>
+        </w:trPr>
+        <w:tc>
+          <w:tcPr>
+            <w:tcW w:w="1850" w:type="dxa"/>
+            <w:vAlign w:val="center"/>
+          </w:tcPr>
+          <w:p>
+            <w:pPr>
+              <w:spacing w:line="228" w:lineRule="auto"/>
+            </w:pPr>
+            <w:r>
+              <w:rPr>
+                <w:color w:val="8494A7"/>
+                <w:sz w:val="17"/>
+                <w:szCs w:val="17"/>
+                <w:rtl/>
+              </w:rPr>
+              <w:t xml:space="preserve">نام نمایندهٔ اول</w:t>
+            </w:r>
+          </w:p>
+        </w:tc>
+        <w:tc>
+          <w:tcPr>
+            <w:tcW w:w="3423" w:type="dxa"/>
+            <w:vAlign w:val="center"/>
+          </w:tcPr>
+          <w:p>
+            <w:pPr>
+              <w:spacing w:line="228" w:lineRule="auto"/>
+            </w:pPr>
+            <w:r>
+              <w:rPr>
+                <w:color w:val="1A202C"/>
+                <w:sz w:val="19"/>
+                <w:szCs w:val="19"/>
+                <w:rtl/>
+              </w:rPr>
+              <w:t xml:space="preserve">{{Rep1Name}}</w:t>
+            </w:r>
+          </w:p>
+        </w:tc>
+        <w:tc>
+          <w:tcPr>
+            <w:tcW w:w="1850" w:type="dxa"/>
+            <w:vAlign w:val="center"/>
+          </w:tcPr>
+          <w:p>
+            <w:pPr>
+              <w:spacing w:line="228" w:lineRule="auto"/>
+            </w:pPr>
+            <w:r>
+              <w:rPr>
+                <w:color w:val="8494A7"/>
+                <w:sz w:val="17"/>
+                <w:szCs w:val="17"/>
+                <w:rtl/>
+              </w:rPr>
+              <w:t xml:space="preserve">نسبت با ذی‌نفع</w:t>
+            </w:r>
+          </w:p>
+        </w:tc>
+        <w:tc>
+          <w:tcPr>
+            <w:tcW w:w="3423" w:type="dxa"/>
+            <w:vAlign w:val="center"/>
+          </w:tcPr>
+          <w:p>
+            <w:pPr>
+              <w:spacing w:line="228" w:lineRule="auto"/>
+            </w:pPr>
+            <w:r>
+              <w:rPr>
+                <w:color w:val="1A202C"/>
+                <w:sz w:val="19"/>
+                <w:szCs w:val="19"/>
+                <w:rtl/>
+              </w:rPr>
+              <w:t xml:space="preserve">{{Rep1Relationship}}</w:t>
+            </w:r>
+          </w:p>
+        </w:tc>
+      </w:tr>
+      <w:tr>
+        <w:trPr>
+          <w:cantSplit/>
+          <w:trHeight w:val="250"/>
+        </w:trPr>
+        <w:tc>
+          <w:tcPr>
+            <w:tcW w:w="1850" w:type="dxa"/>
+            <w:vAlign w:val="center"/>
+          </w:tcPr>
+          <w:p>
+            <w:pPr>
+              <w:spacing w:line="228" w:lineRule="auto"/>
+            </w:pPr>
+            <w:r>
+              <w:rPr>
+                <w:color w:val="8494A7"/>
+                <w:sz w:val="17"/>
+                <w:szCs w:val="17"/>
+                <w:rtl/>
+              </w:rPr>
+              <w:t xml:space="preserve">نوع تذکره</w:t>
+            </w:r>
+          </w:p>
+        </w:tc>
+        <w:tc>
+          <w:tcPr>
+            <w:tcW w:w="3423" w:type="dxa"/>
+            <w:vAlign w:val="center"/>
+          </w:tcPr>
+          <w:p>
+            <w:pPr>
+              <w:spacing w:line="228" w:lineRule="auto"/>
+            </w:pPr>
+            <w:r>
+              <w:rPr>
+                <w:color w:val="1A202C"/>
+                <w:sz w:val="19"/>
+                <w:szCs w:val="19"/>
+                <w:rtl/>
+              </w:rPr>
+              <w:t xml:space="preserve">{{Rep1IdCardType}}</w:t>
+            </w:r>
+          </w:p>
+        </w:tc>
+        <w:tc>
+          <w:tcPr>
+            <w:tcW w:w="1850" w:type="dxa"/>
+            <w:vAlign w:val="center"/>
+          </w:tcPr>
+          <w:p>
+            <w:pPr>
+              <w:spacing w:line="228" w:lineRule="auto"/>
+            </w:pPr>
+            <w:r>
+              <w:rPr>
+                <w:color w:val="8494A7"/>
+                <w:sz w:val="17"/>
+                <w:szCs w:val="17"/>
+                <w:rtl/>
+              </w:rPr>
+              <w:t xml:space="preserve">شماره تذکره</w:t>
+            </w:r>
+          </w:p>
+        </w:tc>
+        <w:tc>
+          <w:tcPr>
+            <w:tcW w:w="3423" w:type="dxa"/>
+            <w:vAlign w:val="center"/>
+          </w:tcPr>
+          <w:p>
+            <w:pPr>
+              <w:spacing w:line="228" w:lineRule="auto"/>
+            </w:pPr>
+            <w:r>
+              <w:rPr>
+                <w:color w:val="1A202C"/>
+                <w:sz w:val="19"/>
+                <w:szCs w:val="19"/>
+                <w:rtl/>
+              </w:rPr>
+              <w:t xml:space="preserve">{{Rep1NationalID}}</w:t>
+            </w:r>
+          </w:p>
+        </w:tc>
+      </w:tr>
+      <w:tr>
+        <w:trPr>
+          <w:cantSplit/>
+          <w:trHeight w:val="250"/>
+        </w:trPr>
+        <w:tc>
+          <w:tcPr>
+            <w:tcW w:w="1850" w:type="dxa"/>
+            <w:vAlign w:val="center"/>
+          </w:tcPr>
+          <w:p>
+            <w:pPr>
+              <w:spacing w:line="228" w:lineRule="auto"/>
+            </w:pPr>
+            <w:r>
+              <w:rPr>
+                <w:color w:val="8494A7"/>
+                <w:sz w:val="17"/>
+                <w:szCs w:val="17"/>
+                <w:rtl/>
+              </w:rPr>
+              <w:t xml:space="preserve">شماره تماس</w:t>
+            </w:r>
+          </w:p>
+        </w:tc>
+        <w:tc>
+          <w:tcPr>
+            <w:tcW w:w="3423" w:type="dxa"/>
+            <w:vAlign w:val="center"/>
+          </w:tcPr>
+          <w:p>
+            <w:pPr>
+              <w:spacing w:line="228" w:lineRule="auto"/>
+            </w:pPr>
+            <w:r>
+              <w:rPr>
+                <w:color w:val="1A202C"/>
+                <w:sz w:val="19"/>
+                <w:szCs w:val="19"/>
+                <w:rtl/>
+              </w:rPr>
+              <w:t xml:space="preserve">{{Rep1Phone}}</w:t>
+            </w:r>
+          </w:p>
+        </w:tc>
+        <w:tc>
+          <w:tcPr>
+            <w:tcW w:w="1850" w:type="dxa"/>
+            <w:vAlign w:val="center"/>
+          </w:tcPr>
+          <w:p>
+            <w:pPr>
+              <w:spacing w:line="228" w:lineRule="auto"/>
+            </w:pPr>
+            <w:r>
+              <w:rPr>
+                <w:color w:val="8494A7"/>
+                <w:sz w:val="17"/>
+                <w:szCs w:val="17"/>
+                <w:rtl/>
+              </w:rPr>
+              <w:t xml:space="preserve">تماس دوم</w:t>
+            </w:r>
+          </w:p>
+        </w:tc>
+        <w:tc>
+          <w:tcPr>
+            <w:tcW w:w="3423" w:type="dxa"/>
+            <w:vAlign w:val="center"/>
+          </w:tcPr>
+          <w:p>
+            <w:pPr>
+              <w:spacing w:line="228" w:lineRule="auto"/>
+            </w:pPr>
+            <w:r>
+              <w:rPr>
+                <w:color w:val="1A202C"/>
+                <w:sz w:val="19"/>
+                <w:szCs w:val="19"/>
+                <w:rtl/>
+              </w:rPr>
+              <w:t xml:space="preserve">{{Rep1SecondaryPhone}}</w:t>
+            </w:r>
+          </w:p>
+        </w:tc>
+      </w:tr>
+      <w:tr>
+        <w:trPr>
+          <w:cantSplit/>
+          <w:trHeight w:val="250"/>
+        </w:trPr>
+        <w:tc>
+          <w:tcPr>
+            <w:tcW w:w="1850" w:type="dxa"/>
+            <w:vAlign w:val="center"/>
+          </w:tcPr>
+          <w:p>
+            <w:pPr>
+              <w:spacing w:line="228" w:lineRule="auto"/>
+            </w:pPr>
+            <w:r>
+              <w:rPr>
+                <w:color w:val="8494A7"/>
+                <w:sz w:val="17"/>
+                <w:szCs w:val="17"/>
+                <w:rtl/>
+              </w:rPr>
+              <w:t xml:space="preserve">آدرس</w:t>
+            </w:r>
+          </w:p>
+        </w:tc>
+        <w:tc>
+          <w:tcPr>
+            <w:tcW w:w="3423" w:type="dxa"/>
+            <w:vAlign w:val="center"/>
+          </w:tcPr>
+          <w:p>
+            <w:pPr>
+              <w:spacing w:line="228" w:lineRule="auto"/>
+            </w:pPr>
+            <w:r>
+              <w:rPr>
+                <w:color w:val="1A202C"/>
+                <w:sz w:val="19"/>
+                <w:szCs w:val="19"/>
+                <w:rtl/>
+              </w:rPr>
+              <w:t xml:space="preserve">{{Rep1Address}}</w:t>
+            </w:r>
+          </w:p>
+        </w:tc>
+        <w:tc>
+          <w:tcPr>
+            <w:tcW w:w="1850" w:type="dxa"/>
+            <w:vAlign w:val="center"/>
+          </w:tcPr>
+          <w:p>
+            <w:pPr>
+              <w:spacing w:line="228" w:lineRule="auto"/>
+            </w:pPr>
+            <w:r>
+              <w:rPr>
+                <w:color w:val="8494A7"/>
+                <w:sz w:val="17"/>
+                <w:szCs w:val="17"/>
+                <w:rtl/>
+              </w:rPr>
+              <w:t xml:space="preserve">یادداشت</w:t>
+            </w:r>
+          </w:p>
+        </w:tc>
+        <w:tc>
+          <w:tcPr>
+            <w:tcW w:w="3423" w:type="dxa"/>
+            <w:vAlign w:val="center"/>
+          </w:tcPr>
+          <w:p>
+            <w:pPr>
+              <w:spacing w:line="228" w:lineRule="auto"/>
+            </w:pPr>
+            <w:r>
+              <w:rPr>
+                <w:color w:val="1A202C"/>
+                <w:sz w:val="19"/>
+                <w:szCs w:val="19"/>
+                <w:rtl/>
+              </w:rPr>
+              <w:t xml:space="preserve">{{Rep1Notes}}</w:t>
+            </w:r>
+          </w:p>
+        </w:tc>
+      </w:tr>
+      <w:tr>
+        <w:trPr>
+          <w:cantSplit/>
+          <w:trHeight w:val="250"/>
+        </w:trPr>
+        <w:tc>
+          <w:tcPr>
+            <w:tcW w:w="1850" w:type="dxa"/>
+            <w:vAlign w:val="center"/>
+          </w:tcPr>
+          <w:p>
+            <w:pPr>
+              <w:spacing w:line="228" w:lineRule="auto"/>
+            </w:pPr>
+            <w:r>
+              <w:rPr>
+                <w:color w:val="8494A7"/>
+                <w:sz w:val="17"/>
+                <w:szCs w:val="17"/>
+                <w:rtl/>
+              </w:rPr>
+              <w:t xml:space="preserve">نام نمایندهٔ دوم</w:t>
+            </w:r>
+          </w:p>
+        </w:tc>
+        <w:tc>
+          <w:tcPr>
+            <w:tcW w:w="3423" w:type="dxa"/>
+            <w:vAlign w:val="center"/>
+          </w:tcPr>
+          <w:p>
+            <w:pPr>
+              <w:spacing w:line="228" w:lineRule="auto"/>
+            </w:pPr>
+            <w:r>
+              <w:rPr>
+                <w:color w:val="1A202C"/>
+                <w:sz w:val="19"/>
+                <w:szCs w:val="19"/>
+                <w:rtl/>
+              </w:rPr>
+              <w:t xml:space="preserve">{{Rep2Name}}</w:t>
+            </w:r>
+          </w:p>
+        </w:tc>
+        <w:tc>
+          <w:tcPr>
+            <w:tcW w:w="1850" w:type="dxa"/>
+            <w:vAlign w:val="center"/>
+          </w:tcPr>
+          <w:p>
+            <w:pPr>
+              <w:spacing w:line="228" w:lineRule="auto"/>
+            </w:pPr>
+            <w:r>
+              <w:rPr>
+                <w:color w:val="8494A7"/>
+                <w:sz w:val="17"/>
+                <w:szCs w:val="17"/>
+                <w:rtl/>
+              </w:rPr>
+              <w:t xml:space="preserve">نسبت با ذی‌نفع</w:t>
+            </w:r>
+          </w:p>
+        </w:tc>
+        <w:tc>
+          <w:tcPr>
+            <w:tcW w:w="3423" w:type="dxa"/>
+            <w:vAlign w:val="center"/>
+          </w:tcPr>
+          <w:p>
+            <w:pPr>
+              <w:spacing w:line="228" w:lineRule="auto"/>
+            </w:pPr>
+            <w:r>
+              <w:rPr>
+                <w:color w:val="1A202C"/>
+                <w:sz w:val="19"/>
+                <w:szCs w:val="19"/>
+                <w:rtl/>
+              </w:rPr>
+              <w:t xml:space="preserve">{{Rep2Relationship}}</w:t>
+            </w:r>
+          </w:p>
+        </w:tc>
+      </w:tr>
+      <w:tr>
+        <w:trPr>
+          <w:cantSplit/>
+          <w:trHeight w:val="250"/>
+        </w:trPr>
+        <w:tc>
+          <w:tcPr>
+            <w:tcW w:w="1850" w:type="dxa"/>
+            <w:vAlign w:val="center"/>
+          </w:tcPr>
+          <w:p>
+            <w:pPr>
+              <w:spacing w:line="228" w:lineRule="auto"/>
+            </w:pPr>
+            <w:r>
+              <w:rPr>
+                <w:color w:val="8494A7"/>
+                <w:sz w:val="17"/>
+                <w:szCs w:val="17"/>
+                <w:rtl/>
+              </w:rPr>
+              <w:t xml:space="preserve">نوع تذکره</w:t>
+            </w:r>
+          </w:p>
+        </w:tc>
+        <w:tc>
+          <w:tcPr>
+            <w:tcW w:w="3423" w:type="dxa"/>
+            <w:vAlign w:val="center"/>
+          </w:tcPr>
+          <w:p>
+            <w:pPr>
+              <w:spacing w:line="228" w:lineRule="auto"/>
+            </w:pPr>
+            <w:r>
+              <w:rPr>
+                <w:color w:val="1A202C"/>
+                <w:sz w:val="19"/>
+                <w:szCs w:val="19"/>
+                <w:rtl/>
+              </w:rPr>
+              <w:t xml:space="preserve">{{Rep2IdCardType}}</w:t>
+            </w:r>
+          </w:p>
+        </w:tc>
+        <w:tc>
+          <w:tcPr>
+            <w:tcW w:w="1850" w:type="dxa"/>
+            <w:vAlign w:val="center"/>
+          </w:tcPr>
+          <w:p>
+            <w:pPr>
+              <w:spacing w:line="228" w:lineRule="auto"/>
+            </w:pPr>
+            <w:r>
+              <w:rPr>
+                <w:color w:val="8494A7"/>
+                <w:sz w:val="17"/>
+                <w:szCs w:val="17"/>
+                <w:rtl/>
+              </w:rPr>
+              <w:t xml:space="preserve">شماره تذکره</w:t>
+            </w:r>
+          </w:p>
+        </w:tc>
+        <w:tc>
+          <w:tcPr>
+            <w:tcW w:w="3423" w:type="dxa"/>
+            <w:vAlign w:val="center"/>
+          </w:tcPr>
+          <w:p>
+            <w:pPr>
+              <w:spacing w:line="228" w:lineRule="auto"/>
+            </w:pPr>
+            <w:r>
+              <w:rPr>
+                <w:color w:val="1A202C"/>
+                <w:sz w:val="19"/>
+                <w:szCs w:val="19"/>
+                <w:rtl/>
+              </w:rPr>
+              <w:t xml:space="preserve">{{Rep2NationalID}}</w:t>
+            </w:r>
+          </w:p>
+        </w:tc>
+      </w:tr>
+      <w:tr>
+        <w:trPr>
+          <w:cantSplit/>
+          <w:trHeight w:val="250"/>
+        </w:trPr>
+        <w:tc>
+          <w:tcPr>
+            <w:tcW w:w="1850" w:type="dxa"/>
+            <w:vAlign w:val="center"/>
+          </w:tcPr>
+          <w:p>
+            <w:pPr>
+              <w:spacing w:line="228" w:lineRule="auto"/>
+            </w:pPr>
+            <w:r>
+              <w:rPr>
+                <w:color w:val="8494A7"/>
+                <w:sz w:val="17"/>
+                <w:szCs w:val="17"/>
+                <w:rtl/>
+              </w:rPr>
+              <w:t xml:space="preserve">شماره تماس</w:t>
+            </w:r>
+          </w:p>
+        </w:tc>
+        <w:tc>
+          <w:tcPr>
+            <w:tcW w:w="3423" w:type="dxa"/>
+            <w:vAlign w:val="center"/>
+          </w:tcPr>
+          <w:p>
+            <w:pPr>
+              <w:spacing w:line="228" w:lineRule="auto"/>
+            </w:pPr>
+            <w:r>
+              <w:rPr>
+                <w:color w:val="1A202C"/>
+                <w:sz w:val="19"/>
+                <w:szCs w:val="19"/>
+                <w:rtl/>
+              </w:rPr>
+              <w:t xml:space="preserve">{{Rep2Phone}}</w:t>
+            </w:r>
+          </w:p>
+        </w:tc>
+        <w:tc>
+          <w:tcPr>
+            <w:tcW w:w="1850" w:type="dxa"/>
+            <w:vAlign w:val="center"/>
+          </w:tcPr>
+          <w:p>
+            <w:pPr>
+              <w:spacing w:line="228" w:lineRule="auto"/>
+            </w:pPr>
+            <w:r>
+              <w:rPr>
+                <w:color w:val="8494A7"/>
+                <w:sz w:val="17"/>
+                <w:szCs w:val="17"/>
+                <w:rtl/>
+              </w:rPr>
+              <w:t xml:space="preserve">تماس دوم</w:t>
+            </w:r>
+          </w:p>
+        </w:tc>
+        <w:tc>
+          <w:tcPr>
+            <w:tcW w:w="3423" w:type="dxa"/>
+            <w:vAlign w:val="center"/>
+          </w:tcPr>
+          <w:p>
+            <w:pPr>
+              <w:spacing w:line="228" w:lineRule="auto"/>
+            </w:pPr>
+            <w:r>
+              <w:rPr>
+                <w:color w:val="1A202C"/>
+                <w:sz w:val="19"/>
+                <w:szCs w:val="19"/>
+                <w:rtl/>
+              </w:rPr>
+              <w:t xml:space="preserve">{{Rep2SecondaryPhone}}</w:t>
+            </w:r>
+          </w:p>
+        </w:tc>
+      </w:tr>
+      <w:tr>
+        <w:trPr>
+          <w:cantSplit/>
+          <w:trHeight w:val="250"/>
+        </w:trPr>
+        <w:tc>
+          <w:tcPr>
+            <w:tcW w:w="1850" w:type="dxa"/>
+            <w:vAlign w:val="center"/>
+          </w:tcPr>
+          <w:p>
+            <w:pPr>
+              <w:spacing w:line="228" w:lineRule="auto"/>
+            </w:pPr>
+            <w:r>
+              <w:rPr>
+                <w:color w:val="8494A7"/>
+                <w:sz w:val="17"/>
+                <w:szCs w:val="17"/>
+                <w:rtl/>
+              </w:rPr>
+              <w:t xml:space="preserve">آدرس</w:t>
+            </w:r>
+          </w:p>
+        </w:tc>
+        <w:tc>
+          <w:tcPr>
+            <w:tcW w:w="3423" w:type="dxa"/>
+            <w:vAlign w:val="center"/>
+          </w:tcPr>
+          <w:p>
+            <w:pPr>
+              <w:spacing w:line="228" w:lineRule="auto"/>
+            </w:pPr>
+            <w:r>
+              <w:rPr>
+                <w:color w:val="1A202C"/>
+                <w:sz w:val="19"/>
+                <w:szCs w:val="19"/>
+                <w:rtl/>
+              </w:rPr>
+              <w:t xml:space="preserve">{{Rep2Address}}</w:t>
+            </w:r>
+          </w:p>
+        </w:tc>
+        <w:tc>
+          <w:tcPr>
+            <w:tcW w:w="1850" w:type="dxa"/>
+            <w:vAlign w:val="center"/>
+          </w:tcPr>
+          <w:p>
+            <w:pPr>
+              <w:spacing w:line="228" w:lineRule="auto"/>
+            </w:pPr>
+            <w:r>
+              <w:rPr>
+                <w:color w:val="8494A7"/>
+                <w:sz w:val="17"/>
+                <w:szCs w:val="17"/>
+                <w:rtl/>
+              </w:rPr>
+              <w:t xml:space="preserve">یادداشت</w:t>
+            </w:r>
+          </w:p>
+        </w:tc>
+        <w:tc>
+          <w:tcPr>
+            <w:tcW w:w="3423" w:type="dxa"/>
+            <w:vAlign w:val="center"/>
+          </w:tcPr>
+          <w:p>
+            <w:pPr>
+              <w:spacing w:line="228" w:lineRule="auto"/>
+            </w:pPr>
+            <w:r>
+              <w:rPr>
+                <w:color w:val="1A202C"/>
+                <w:sz w:val="19"/>
+                <w:szCs w:val="19"/>
+                <w:rtl/>
+              </w:rPr>
+              <w:t xml:space="preserve">{{Rep2Notes}}</w:t>
             </w:r>
           </w:p>
         </w:tc>
